--- a/clients/altai_lavash/analitika_ALTAI_LAVASH.docx
+++ b/clients/altai_lavash/analitika_ALTAI_LAVASH.docx
@@ -84,7 +84,7 @@
           <w:color w:val="666666"/>
           <w:sz w:val="16"/>
         </w:rPr>
-        <w:t>Источники: audit-it.ru, zachestnyibiznes.ru · 09.07.2026</w:t>
+        <w:t>Источники: audit-it.ru · 09.07.2026</w:t>
       </w:r>
     </w:p>
     <w:p>
@@ -94,7 +94,7 @@
           <w:color w:val="2D2D2D"/>
           <w:sz w:val="22"/>
         </w:rPr>
-        <w:t>1. Основные реквизиты компании</w:t>
+        <w:t>1. Основные реквизиты</w:t>
       </w:r>
     </w:p>
     <w:tbl>
@@ -110,7 +110,7 @@
       <w:tr>
         <w:tc>
           <w:tcPr>
-            <w:tcW w:type="dxa" w:w="3168"/>
+            <w:tcW w:type="dxa" w:w="4320"/>
           </w:tcPr>
           <w:p>
             <w:r>
@@ -124,7 +124,7 @@
         </w:tc>
         <w:tc>
           <w:tcPr>
-            <w:tcW w:type="dxa" w:w="5760"/>
+            <w:tcW w:type="dxa" w:w="4320"/>
           </w:tcPr>
           <w:p>
             <w:r>
@@ -139,7 +139,7 @@
       <w:tr>
         <w:tc>
           <w:tcPr>
-            <w:tcW w:type="dxa" w:w="3168"/>
+            <w:tcW w:type="dxa" w:w="4320"/>
             <w:shd w:val="clear" w:color="auto" w:fill="F5F5F5"/>
           </w:tcPr>
           <w:p>
@@ -154,7 +154,7 @@
         </w:tc>
         <w:tc>
           <w:tcPr>
-            <w:tcW w:type="dxa" w:w="5760"/>
+            <w:tcW w:type="dxa" w:w="4320"/>
             <w:shd w:val="clear" w:color="auto" w:fill="F5F5F5"/>
           </w:tcPr>
           <w:p>
@@ -170,7 +170,7 @@
       <w:tr>
         <w:tc>
           <w:tcPr>
-            <w:tcW w:type="dxa" w:w="3168"/>
+            <w:tcW w:type="dxa" w:w="4320"/>
           </w:tcPr>
           <w:p>
             <w:r>
@@ -184,7 +184,7 @@
         </w:tc>
         <w:tc>
           <w:tcPr>
-            <w:tcW w:type="dxa" w:w="5760"/>
+            <w:tcW w:type="dxa" w:w="4320"/>
           </w:tcPr>
           <w:p>
             <w:r>
@@ -199,7 +199,7 @@
       <w:tr>
         <w:tc>
           <w:tcPr>
-            <w:tcW w:type="dxa" w:w="3168"/>
+            <w:tcW w:type="dxa" w:w="4320"/>
             <w:shd w:val="clear" w:color="auto" w:fill="F5F5F5"/>
           </w:tcPr>
           <w:p>
@@ -214,7 +214,7 @@
         </w:tc>
         <w:tc>
           <w:tcPr>
-            <w:tcW w:type="dxa" w:w="5760"/>
+            <w:tcW w:type="dxa" w:w="4320"/>
             <w:shd w:val="clear" w:color="auto" w:fill="F5F5F5"/>
           </w:tcPr>
           <w:p>
@@ -230,7 +230,7 @@
       <w:tr>
         <w:tc>
           <w:tcPr>
-            <w:tcW w:type="dxa" w:w="3168"/>
+            <w:tcW w:type="dxa" w:w="4320"/>
           </w:tcPr>
           <w:p>
             <w:r>
@@ -244,7 +244,7 @@
         </w:tc>
         <w:tc>
           <w:tcPr>
-            <w:tcW w:type="dxa" w:w="5760"/>
+            <w:tcW w:type="dxa" w:w="4320"/>
           </w:tcPr>
           <w:p>
             <w:r>
@@ -259,7 +259,7 @@
       <w:tr>
         <w:tc>
           <w:tcPr>
-            <w:tcW w:type="dxa" w:w="3168"/>
+            <w:tcW w:type="dxa" w:w="4320"/>
             <w:shd w:val="clear" w:color="auto" w:fill="F5F5F5"/>
           </w:tcPr>
           <w:p>
@@ -268,13 +268,13 @@
                 <w:color w:val="555555"/>
                 <w:sz w:val="18"/>
               </w:rPr>
-              <w:t>Основной вид деятельности (ОКВЭД)</w:t>
+              <w:t>ОКВЭД</w:t>
             </w:r>
           </w:p>
         </w:tc>
         <w:tc>
           <w:tcPr>
-            <w:tcW w:type="dxa" w:w="5760"/>
+            <w:tcW w:type="dxa" w:w="4320"/>
             <w:shd w:val="clear" w:color="auto" w:fill="F5F5F5"/>
           </w:tcPr>
           <w:p>
@@ -290,7 +290,7 @@
       <w:tr>
         <w:tc>
           <w:tcPr>
-            <w:tcW w:type="dxa" w:w="3168"/>
+            <w:tcW w:type="dxa" w:w="4320"/>
           </w:tcPr>
           <w:p>
             <w:r>
@@ -304,7 +304,7 @@
         </w:tc>
         <w:tc>
           <w:tcPr>
-            <w:tcW w:type="dxa" w:w="5760"/>
+            <w:tcW w:type="dxa" w:w="4320"/>
           </w:tcPr>
           <w:p>
             <w:r>
@@ -319,7 +319,7 @@
       <w:tr>
         <w:tc>
           <w:tcPr>
-            <w:tcW w:type="dxa" w:w="3168"/>
+            <w:tcW w:type="dxa" w:w="4320"/>
             <w:shd w:val="clear" w:color="auto" w:fill="F5F5F5"/>
           </w:tcPr>
           <w:p>
@@ -334,7 +334,7 @@
         </w:tc>
         <w:tc>
           <w:tcPr>
-            <w:tcW w:type="dxa" w:w="5760"/>
+            <w:tcW w:type="dxa" w:w="4320"/>
             <w:shd w:val="clear" w:color="auto" w:fill="F5F5F5"/>
           </w:tcPr>
           <w:p>
@@ -363,7 +363,7 @@
         <w:rPr>
           <w:sz w:val="20"/>
         </w:rPr>
-        <w:t>Таблица 1. Динамика выручки</w:t>
+        <w:t>Динамика выручки:</w:t>
       </w:r>
     </w:p>
     <w:tbl>
@@ -510,7 +510,7 @@
           <w:color w:val="2D2D2D"/>
           <w:sz w:val="22"/>
         </w:rPr>
-        <w:t>3. Расчёт налоговой экономии при статусе резидента Сколково</w:t>
+        <w:t>3. Расчёт налоговой экономии</w:t>
       </w:r>
     </w:p>
     <w:p>
@@ -526,7 +526,7 @@
         <w:rPr>
           <w:sz w:val="20"/>
         </w:rPr>
-        <w:t>• Налог на прибыль — 0% (стандартная ставка 20%)</w:t>
+        <w:t>• Налог на прибыль / УСН — 0% на 10 лет</w:t>
       </w:r>
     </w:p>
     <w:p>
@@ -543,6 +543,14 @@
           <w:sz w:val="20"/>
         </w:rPr>
         <w:t>• Налог на имущество — освобождение</w:t>
+      </w:r>
+    </w:p>
+    <w:p>
+      <w:r>
+        <w:rPr>
+          <w:sz w:val="20"/>
+        </w:rPr>
+        <w:t>• НДС — освобождение, дополнительная экономия 3–5 млн руб. за 10 лет</w:t>
       </w:r>
     </w:p>
     <w:p>
@@ -625,7 +633,7 @@
                 <w:color w:val="FFFFFF"/>
                 <w:sz w:val="18"/>
               </w:rPr>
-              <w:t>Экономия в год</w:t>
+              <w:t>Экономия</w:t>
             </w:r>
           </w:p>
         </w:tc>
@@ -641,7 +649,7 @@
               <w:rPr>
                 <w:sz w:val="18"/>
               </w:rPr>
-              <w:t>Налог на прибыль</w:t>
+              <w:t>Налог на прибыль / УСН</w:t>
             </w:r>
           </w:p>
         </w:tc>
@@ -655,7 +663,7 @@
               <w:rPr>
                 <w:sz w:val="18"/>
               </w:rPr>
-              <w:t>484 000 руб.</w:t>
+              <w:t>96 800 руб./год</w:t>
             </w:r>
           </w:p>
         </w:tc>
@@ -669,7 +677,7 @@
               <w:rPr>
                 <w:sz w:val="18"/>
               </w:rPr>
-              <w:t>0 руб.</w:t>
+              <w:t>0 руб./год</w:t>
             </w:r>
           </w:p>
         </w:tc>
@@ -683,7 +691,7 @@
               <w:rPr>
                 <w:sz w:val="18"/>
               </w:rPr>
-              <w:t>96 800 руб.</w:t>
+              <w:t>96 800 руб./год</w:t>
             </w:r>
           </w:p>
         </w:tc>
@@ -711,7 +719,7 @@
               <w:rPr>
                 <w:sz w:val="18"/>
               </w:rPr>
-              <w:t>180 000 руб.</w:t>
+              <w:t>600 000 руб./год (оценка)</w:t>
             </w:r>
           </w:p>
         </w:tc>
@@ -724,7 +732,7 @@
               <w:rPr>
                 <w:sz w:val="18"/>
               </w:rPr>
-              <w:t>90 000 руб.</w:t>
+              <w:t>—</w:t>
             </w:r>
           </w:p>
         </w:tc>
@@ -737,7 +745,7 @@
               <w:rPr>
                 <w:sz w:val="18"/>
               </w:rPr>
-              <w:t>90 000 руб.</w:t>
+              <w:t>600 000 руб./год</w:t>
             </w:r>
           </w:p>
         </w:tc>
@@ -767,7 +775,7 @@
               <w:rPr>
                 <w:sz w:val="18"/>
               </w:rPr>
-              <w:t>≈ 100 000 руб.</w:t>
+              <w:t>≈ 80 000 руб./год (оценка)</w:t>
             </w:r>
           </w:p>
         </w:tc>
@@ -781,7 +789,7 @@
               <w:rPr>
                 <w:sz w:val="18"/>
               </w:rPr>
-              <w:t>0 руб.</w:t>
+              <w:t>0 руб./год</w:t>
             </w:r>
           </w:p>
         </w:tc>
@@ -795,7 +803,7 @@
               <w:rPr>
                 <w:sz w:val="18"/>
               </w:rPr>
-              <w:t>≈ 100 000 руб.</w:t>
+              <w:t>≈ 80 000 руб./год</w:t>
             </w:r>
           </w:p>
         </w:tc>
@@ -810,7 +818,7 @@
               <w:rPr>
                 <w:sz w:val="18"/>
               </w:rPr>
-              <w:t>ИТОГО</w:t>
+              <w:t>ИТОГО за 10 лет</w:t>
             </w:r>
           </w:p>
         </w:tc>
@@ -847,7 +855,7 @@
               <w:rPr>
                 <w:sz w:val="18"/>
               </w:rPr>
-              <w:t>286 800 руб.</w:t>
+              <w:t>6 млн руб.</w:t>
             </w:r>
           </w:p>
         </w:tc>
@@ -865,7 +873,22 @@
         <w:rPr>
           <w:sz w:val="20"/>
         </w:rPr>
-        <w:t>Прогноз экономии за 10 лет: 0–0 млн руб.</w:t>
+        <w:t>Дополнительно: компания на АУСН с выручкой свыше 20 млн руб./год обязана уплачивать НДС. Статус резидента Сколково освобождает от НДС, что даёт дополнительную экономию ориентировочно 3–5 млн руб. за 10 лет.</w:t>
+      </w:r>
+    </w:p>
+    <w:p>
+      <w:r>
+        <w:rPr>
+          <w:sz w:val="20"/>
+        </w:rPr>
+      </w:r>
+    </w:p>
+    <w:p>
+      <w:r>
+        <w:rPr>
+          <w:sz w:val="20"/>
+        </w:rPr>
+        <w:t>Прогноз минимальной экономии за 10 лет: 6 млн руб.</w:t>
       </w:r>
     </w:p>
     <w:p>
@@ -909,7 +932,7 @@
       <w:tr>
         <w:tc>
           <w:tcPr>
-            <w:tcW w:type="dxa" w:w="3168"/>
+            <w:tcW w:type="dxa" w:w="4320"/>
           </w:tcPr>
           <w:p>
             <w:r>
@@ -923,7 +946,7 @@
         </w:tc>
         <w:tc>
           <w:tcPr>
-            <w:tcW w:type="dxa" w:w="5760"/>
+            <w:tcW w:type="dxa" w:w="4320"/>
           </w:tcPr>
           <w:p>
             <w:r>
@@ -938,7 +961,7 @@
       <w:tr>
         <w:tc>
           <w:tcPr>
-            <w:tcW w:type="dxa" w:w="3168"/>
+            <w:tcW w:type="dxa" w:w="4320"/>
             <w:shd w:val="clear" w:color="auto" w:fill="F5F5F5"/>
           </w:tcPr>
           <w:p>
@@ -953,7 +976,7 @@
         </w:tc>
         <w:tc>
           <w:tcPr>
-            <w:tcW w:type="dxa" w:w="5760"/>
+            <w:tcW w:type="dxa" w:w="4320"/>
             <w:shd w:val="clear" w:color="auto" w:fill="F5F5F5"/>
           </w:tcPr>
           <w:p>
@@ -969,7 +992,7 @@
       <w:tr>
         <w:tc>
           <w:tcPr>
-            <w:tcW w:type="dxa" w:w="3168"/>
+            <w:tcW w:type="dxa" w:w="4320"/>
           </w:tcPr>
           <w:p>
             <w:r>
@@ -983,7 +1006,7 @@
         </w:tc>
         <w:tc>
           <w:tcPr>
-            <w:tcW w:type="dxa" w:w="5760"/>
+            <w:tcW w:type="dxa" w:w="4320"/>
           </w:tcPr>
           <w:p>
             <w:r>
@@ -1001,7 +1024,7 @@
         <w:rPr>
           <w:sz w:val="20"/>
         </w:rPr>
-        <w:t>Рекомендация: В рамках подготовки заявки рекомендуется подача заявки на полезную модель.</w:t>
+        <w:t>Рекомендация: подача заявки на полезную модель в рамках подготовки.</w:t>
       </w:r>
     </w:p>
     <w:p>
@@ -1037,7 +1060,7 @@
         <w:rPr>
           <w:sz w:val="20"/>
         </w:rPr>
-        <w:t>1. Заключение договора на сопровождение заявки</w:t>
+        <w:t>1. Заключение договора</w:t>
       </w:r>
     </w:p>
     <w:p>
@@ -1053,7 +1076,7 @@
         <w:rPr>
           <w:sz w:val="20"/>
         </w:rPr>
-        <w:t>3. Подготовка и подача заявки в Фонд «Сколково»</w:t>
+        <w:t>3. Подготовка и подача заявки в Сколково</w:t>
       </w:r>
     </w:p>
     <w:p>
@@ -1061,7 +1084,7 @@
         <w:rPr>
           <w:sz w:val="20"/>
         </w:rPr>
-        <w:t>4. Получение статуса Участника проекта (4–6 мес.)</w:t>
+        <w:t>4. Получение статуса участника</w:t>
       </w:r>
     </w:p>
     <w:p>
@@ -1084,7 +1107,7 @@
         <w:rPr>
           <w:sz w:val="20"/>
         </w:rPr>
-        <w:t>ВЫВОД: Компания требует дополнительного анализа для оценки соответствия критериям Сколково.</w:t>
+        <w:t>ВЫВОД: Минимальная налоговая экономия за 10 лет — 6 млн руб..</w:t>
       </w:r>
     </w:p>
     <w:sectPr>
